--- a/HỘ KINH DOANH CHUC CHUC/ChucChuc_GiayDeNghi_HoKinhDoanh.docx
+++ b/HỘ KINH DOANH CHUC CHUC/ChucChuc_GiayDeNghi_HoKinhDoanh.docx
@@ -312,16 +312,6 @@
           <w:sz w:val="26"/>
           <w:szCs w:val="26"/>
         </w:rPr>
-        <w:t xml:space="preserve">Phường </w:t>
-      </w:r>
-      <w:r>
-        <w:rPr>
-          <w:rFonts w:eastAsia="Times New Roman"/>
-          <w:i/>
-          <w:iCs/>
-          <w:sz w:val="26"/>
-          <w:szCs w:val="26"/>
-        </w:rPr>
         <w:t>Dĩ An</w:t>
       </w:r>
     </w:p>
@@ -1199,7 +1189,7 @@
           <w:sz w:val="26"/>
           <w:szCs w:val="26"/>
         </w:rPr>
-        <w:tab/>
+        <w:t>CHUC CHUC</w:t>
       </w:r>
     </w:p>
     <w:p>
@@ -6132,6 +6122,7 @@
   <w:style w:type="character" w:default="1" w:styleId="DefaultParagraphFont">
     <w:name w:val="Default Paragraph Font"/>
     <w:uiPriority w:val="1"/>
+    <w:semiHidden/>
     <w:unhideWhenUsed/>
   </w:style>
   <w:style w:type="table" w:default="1" w:styleId="TableNormal">
